--- a/data/revised_2026-10_full/outputs/v2/Core_Mathematics/SS2.6_Area_of_a_Part_of_a_Circle/Core_Mathematics_Area_of_a_Part_of_a_Circle_FinalExplanation.docx
+++ b/data/revised_2026-10_full/outputs/v2/Core_Mathematics/SS2.6_Area_of_a_Part_of_a_Circle/Core_Mathematics_Area_of_a_Part_of_a_Circle_FinalExplanation.docx
@@ -1957,7 +1957,7 @@
         </w:rPr>
         <w:t xml:space="preserve">© 2026 SeaVuria and ARES. This work is licensed under a </w:t>
       </w:r>
-      <w:hyperlink w:history="1" r:id="rIdxqvd1madtramrk6_4v06t">
+      <w:hyperlink w:history="1" r:id="rId3jeni3pszbon4m8fofcs6">
         <w:r>
           <w:rPr>
             <w:rFonts w:ascii="Arial" w:cs="Arial" w:eastAsia="Arial" w:hAnsi="Arial"/>
@@ -1977,7 +1977,7 @@
         </w:rPr>
         <w:t xml:space="preserve"> (</w:t>
       </w:r>
-      <w:hyperlink w:history="1" r:id="rIdgx7n0fcxwourfcuvo6mye">
+      <w:hyperlink w:history="1" r:id="rIdxr7xl0nlg1w8xcuimv-15">
         <w:r>
           <w:rPr>
             <w:rFonts w:ascii="Arial" w:cs="Arial" w:eastAsia="Arial" w:hAnsi="Arial"/>
@@ -1997,7 +1997,7 @@
         </w:rPr>
         <w:t xml:space="preserve">). To view a copy of this license, visit </w:t>
       </w:r>
-      <w:hyperlink w:history="1" r:id="rIdsojfrbzz81u0grtwboffy">
+      <w:hyperlink w:history="1" r:id="rIdt6cocbfjo-murewf5h7wm">
         <w:r>
           <w:rPr>
             <w:rFonts w:ascii="Arial" w:cs="Arial" w:eastAsia="Arial" w:hAnsi="Arial"/>
